--- a/templates/Template.docx
+++ b/templates/Template.docx
@@ -301,7 +301,7 @@
                       <w:sz w:val="26"/>
                       <w:szCs w:val="26"/>
                     </w:rPr>
-                    <w:t>Hệ chính qui Học kỳ 1, Năm học 202</w:t>
+                    <w:t>Hệ chính qui</w:t>
                   </w:r>
                   <w:r>
                     <w:rPr>
@@ -311,7 +311,7 @@
                       <w:sz w:val="26"/>
                       <w:szCs w:val="26"/>
                     </w:rPr>
-                    <w:t xml:space="preserve">5 </w:t>
+                    <w:t>,</w:t>
                   </w:r>
                   <w:r>
                     <w:rPr>
@@ -321,8 +321,10 @@
                       <w:sz w:val="26"/>
                       <w:szCs w:val="26"/>
                     </w:rPr>
-                    <w:t>-</w:t>
-                  </w:r>
+                    <w:t xml:space="preserve"> Học kỳ </w:t>
+                  </w:r>
+                  <w:bookmarkStart w:id="0" w:name="_GoBack"/>
+                  <w:bookmarkEnd w:id="0"/>
                   <w:r>
                     <w:rPr>
                       <w:rFonts w:ascii="Times New Roman" w:hAnsi="Times New Roman" w:cs="Times New Roman"/>
@@ -331,27 +333,7 @@
                       <w:sz w:val="26"/>
                       <w:szCs w:val="26"/>
                     </w:rPr>
-                    <w:t xml:space="preserve"> </w:t>
-                  </w:r>
-                  <w:r>
-                    <w:rPr>
-                      <w:rFonts w:ascii="Times New Roman" w:hAnsi="Times New Roman" w:cs="Times New Roman"/>
-                      <w:b/>
-                      <w:bCs/>
-                      <w:sz w:val="26"/>
-                      <w:szCs w:val="26"/>
-                    </w:rPr>
-                    <w:t>202</w:t>
-                  </w:r>
-                  <w:r>
-                    <w:rPr>
-                      <w:rFonts w:ascii="Times New Roman" w:hAnsi="Times New Roman" w:cs="Times New Roman"/>
-                      <w:b/>
-                      <w:bCs/>
-                      <w:sz w:val="26"/>
-                      <w:szCs w:val="26"/>
-                    </w:rPr>
-                    <w:t>6</w:t>
+                    <w:t xml:space="preserve">, Năm học </w:t>
                   </w:r>
                 </w:p>
               </w:tc>
@@ -2019,8 +2001,6 @@
                     </w:rPr>
                     <w:t>0</w:t>
                   </w:r>
-                  <w:bookmarkStart w:id="0" w:name="_GoBack"/>
-                  <w:bookmarkEnd w:id="0"/>
                   <w:r>
                     <w:rPr>
                       <w:rFonts w:ascii="Times New Roman" w:hAnsi="Times New Roman" w:cs="Times New Roman"/>
@@ -3583,7 +3563,7 @@
 </file>
 
 <file path=customXml/itemProps1.xml><?xml version="1.0" encoding="utf-8"?>
-<ds:datastoreItem xmlns:ds="http://schemas.openxmlformats.org/officeDocument/2006/customXml" ds:itemID="{FB3E0A67-3ABF-47F2-A680-2EA6612D44F8}">
+<ds:datastoreItem xmlns:ds="http://schemas.openxmlformats.org/officeDocument/2006/customXml" ds:itemID="{8EDADA00-9C48-40CA-8CA8-D99920B42593}">
   <ds:schemaRefs>
     <ds:schemaRef ds:uri="http://schemas.openxmlformats.org/officeDocument/2006/bibliography"/>
   </ds:schemaRefs>
